--- a/content/characters/Sapphire.docx
+++ b/content/characters/Sapphire.docx
@@ -211,26 +211,56 @@
         </w:rPr>
       </w:pPr>
       <w:r>
+        <w:t>[</w:t>
+      </w:r>
+      <w:r>
         <w:rPr>
           <w:b/>
           <w:bCs/>
-          <w:lang w:val="en-ID"/>
-        </w:rPr>
-        <w:t xml:space="preserve">Leonidas </w:t>
-      </w:r>
+        </w:rPr>
+        <w:t xml:space="preserve">Leonidas of </w:t>
+      </w:r>
+      <w:proofErr w:type="gramStart"/>
       <w:r>
         <w:rPr>
           <w:b/>
           <w:bCs/>
-          <w:lang w:val="en-ID"/>
-        </w:rPr>
-        <w:t>of HMC</w:t>
-      </w:r>
-      <w:r>
-        <w:rPr>
-          <w:lang w:val="en-ID"/>
-        </w:rPr>
-        <w:t>: Colleague at HMC. She rejected his offer to become his assistant, which ultimately led to Mira taking the position instead.</w:t>
+        </w:rPr>
+        <w:t>Hevrion</w:t>
+      </w:r>
+      <w:r>
+        <w:t>](</w:t>
+      </w:r>
+      <w:proofErr w:type="gramEnd"/>
+      <w:r>
+        <w:t>characters/</w:t>
+      </w:r>
+      <w:r>
+        <w:t>Leonidas-of-Hevrion</w:t>
+      </w:r>
+      <w:r>
+        <w:rPr>
+          <w:lang w:val="en-ID"/>
+        </w:rPr>
+        <w:t>): Leonidas and Sapphire are c</w:t>
+      </w:r>
+      <w:r>
+        <w:rPr>
+          <w:lang w:val="en-ID"/>
+        </w:rPr>
+        <w:t>olleague</w:t>
+      </w:r>
+      <w:r>
+        <w:rPr>
+          <w:lang w:val="en-ID"/>
+        </w:rPr>
+        <w:t>s</w:t>
+      </w:r>
+      <w:r>
+        <w:rPr>
+          <w:lang w:val="en-ID"/>
+        </w:rPr>
+        <w:t xml:space="preserve"> at HMC. She rejected his offer to become his assistant, which ultimately led to Mira taking the position instead.</w:t>
       </w:r>
     </w:p>
     <w:p>
@@ -246,18 +276,23 @@
         </w:rPr>
       </w:pPr>
       <w:r>
+        <w:t>[</w:t>
+      </w:r>
+      <w:r>
         <w:rPr>
           <w:b/>
           <w:bCs/>
-          <w:lang w:val="en-ID"/>
         </w:rPr>
         <w:t>Mira</w:t>
       </w:r>
       <w:r>
-        <w:rPr>
-          <w:lang w:val="en-ID"/>
-        </w:rPr>
-        <w:t xml:space="preserve">: Co-discovered the properties of Alkahest together, studying the liquid found in </w:t>
+        <w:t xml:space="preserve">](characters/Mira): </w:t>
+      </w:r>
+      <w:r>
+        <w:rPr>
+          <w:lang w:val="en-ID"/>
+        </w:rPr>
+        <w:t xml:space="preserve">Co-discovered the properties of Alkahest together, studying the liquid found in </w:t>
       </w:r>
       <w:r>
         <w:rPr>
@@ -309,42 +344,42 @@
         </w:rPr>
       </w:pPr>
       <w:r>
+        <w:t>[</w:t>
+      </w:r>
+      <w:r>
         <w:rPr>
           <w:b/>
           <w:bCs/>
-          <w:lang w:val="en-ID"/>
-        </w:rPr>
-        <w:t>Emilia of Vrey</w:t>
-      </w:r>
-      <w:r>
-        <w:rPr>
-          <w:lang w:val="en-ID"/>
-        </w:rPr>
-        <w:t>: Emilia</w:t>
-      </w:r>
-      <w:r>
-        <w:rPr>
-          <w:lang w:val="en-ID"/>
-        </w:rPr>
-        <w:t xml:space="preserve"> h</w:t>
-      </w:r>
-      <w:r>
-        <w:rPr>
-          <w:lang w:val="en-ID"/>
-        </w:rPr>
-        <w:t xml:space="preserve">eld </w:t>
-      </w:r>
-      <w:r>
-        <w:rPr>
-          <w:lang w:val="en-ID"/>
-        </w:rPr>
-        <w:t>Sapphire with</w:t>
-      </w:r>
-      <w:r>
-        <w:rPr>
-          <w:lang w:val="en-ID"/>
-        </w:rPr>
-        <w:t xml:space="preserve"> warm personal regard</w:t>
+        </w:rPr>
+        <w:t>Emilia</w:t>
+      </w:r>
+      <w:r>
+        <w:rPr>
+          <w:b/>
+          <w:bCs/>
+        </w:rPr>
+        <w:t xml:space="preserve"> of </w:t>
+      </w:r>
+      <w:proofErr w:type="gramStart"/>
+      <w:r>
+        <w:rPr>
+          <w:b/>
+          <w:bCs/>
+        </w:rPr>
+        <w:t>Vrey</w:t>
+      </w:r>
+      <w:r>
+        <w:t>](</w:t>
+      </w:r>
+      <w:proofErr w:type="gramEnd"/>
+      <w:r>
+        <w:t xml:space="preserve">characters/Emilia-of-Vrey): </w:t>
+      </w:r>
+      <w:r>
+        <w:rPr>
+          <w:lang w:val="en-ID"/>
+        </w:rPr>
+        <w:t>Emilia held Sapphire with warm personal regard</w:t>
       </w:r>
       <w:r>
         <w:rPr>
@@ -1460,6 +1495,7 @@
   <w:style w:type="character" w:default="1" w:styleId="DefaultParagraphFont">
     <w:name w:val="Default Paragraph Font"/>
     <w:uiPriority w:val="1"/>
+    <w:semiHidden/>
     <w:unhideWhenUsed/>
   </w:style>
   <w:style w:type="table" w:default="1" w:styleId="TableNormal">
